--- a/DBTUNING/ch31_SGA튜닝1_버퍼캐시_리두버퍼/ch31_실습문제_추가서술형_정답.docx
+++ b/DBTUNING/ch31_SGA튜닝1_버퍼캐시_리두버퍼/ch31_실습문제_추가서술형_정답.docx
@@ -7,7 +7,7 @@
         <w:pStyle w:val="Heading1"/>
       </w:pPr>
       <w:r>
-        <w:t>제17장  SGA 튜닝 ① 버퍼 캐시와 리두 로그 버퍼 — 추가 실습문제 정답(모범답안 및 채점포인트)</w:t>
+        <w:t>제ch31  SGA 튜닝 ① 버퍼 캐시와 리두 로그 버퍼 — 추가 실습문제 정답(모범답안 및 채점포인트)</w:t>
       </w:r>
     </w:p>
     <w:p>
@@ -315,7 +315,7 @@
           <w:b/>
           <w:sz w:val="21"/>
         </w:rPr>
-        <w:t>[추가-08] 이 장이 강조하는 '히트율 신앙 경계'가 1장의 세 가지 경계와 어떻게 연결되는지 설명하라.</w:t>
+        <w:t>[추가-08] 이 장이 강조하는 '히트율 신앙 경계'가 ch15의 세 가지 경계와 어떻게 연결되는지 설명하라.</w:t>
       </w:r>
     </w:p>
     <w:p>
@@ -335,7 +335,7 @@
           <w:b w:val="0"/>
           <w:sz w:val="21"/>
         </w:rPr>
-        <w:t>1장은 히트율 신앙·권고 맹신·근거 없는 조치 세 가지를 경계한다. 그 뿌리는 같다. 내가 직접 측정하고 판정하지 않고 단일 지표나 남의 권고에 의존하는 태도다. 히트율 신앙은 그중 첫 번째로, 히트율이라는 한 숫자로 캐시의 건강을 결론짓는 것이다. 이 장은 실측(99.98%)으로 그 위험을 정량화하고, 히트율 대신 논리 읽기·어드바이스·대기를 함께 보는 규율을 심는다. 또한 조치 전후를 캡처해 비교하는 실습으로 근거 없는 조치도 함께 경계한다.</w:t>
+        <w:t>ch15은 히트율 신앙·권고 맹신·근거 없는 조치 세 가지를 경계한다. 그 뿌리는 같다. 내가 직접 측정하고 판정하지 않고 단일 지표나 남의 권고에 의존하는 태도다. 히트율 신앙은 그중 첫 번째로, 히트율이라는 한 숫자로 캐시의 건강을 결론짓는 것이다. 이 장은 실측(99.98%)으로 그 위험을 정량화하고, 히트율 대신 논리 읽기·어드바이스·대기를 함께 보는 규율을 심는다. 또한 조치 전후를 캡처해 비교하는 실습으로 근거 없는 조치도 함께 경계한다.</w:t>
       </w:r>
     </w:p>
     <w:p>

--- a/DBTUNING/ch31_SGA튜닝1_버퍼캐시_리두버퍼/ch31_실습문제_추가서술형_정답.docx
+++ b/DBTUNING/ch31_SGA튜닝1_버퍼캐시_리두버퍼/ch31_실습문제_추가서술형_정답.docx
@@ -7,7 +7,7 @@
         <w:pStyle w:val="Heading1"/>
       </w:pPr>
       <w:r>
-        <w:t>제ch31  SGA 튜닝 ① 버퍼 캐시와 리두 로그 버퍼 — 추가 실습문제 정답(모범답안 및 채점포인트)</w:t>
+        <w:t>ch31  SGA 튜닝 ① 버퍼 캐시와 리두 로그 버퍼 — 추가 실습문제 정답(모범답안 및 채점포인트)</w:t>
       </w:r>
     </w:p>
     <w:p>
